--- a/backend/outputs/50693929/50693929_567361_SCPM-06 COMBINADA.docx
+++ b/backend/outputs/50693929/50693929_567361_SCPM-06 COMBINADA.docx
@@ -190,7 +190,7 @@
                 <w:szCs w:val="18"/>
                 <w:lang w:eastAsia="es-MX"/>
               </w:rPr>
-              <w:t xml:space="preserve">CURSO (CC)</w:t>
+              <w:t xml:space="preserve">CONTROL DE ARRANQUE, PARO Y EMERGENCIAS EN PLANTAS DE PROCESO Y SERVICIOS PRINCIPALES</w:t>
             </w:r>
           </w:p>
         </w:tc>
@@ -7505,7 +7505,7 @@
                 <w:szCs w:val="18"/>
                 <w:lang w:val="es-ES"/>
               </w:rPr>
-              <w:t xml:space="preserve"/>
+              <w:t xml:space="preserve">Juan Jose Estrada Godinez</w:t>
             </w:r>
           </w:p>
         </w:tc>
@@ -7557,7 +7557,7 @@
                 <w:szCs w:val="18"/>
                 <w:lang w:val="es-ES"/>
               </w:rPr>
-              <w:t xml:space="preserve"/>
+              <w:t xml:space="preserve">378258</w:t>
             </w:r>
           </w:p>
         </w:tc>
@@ -8324,7 +8324,7 @@
           <w:u w:val="single"/>
           <w:lang w:val="es-ES"/>
         </w:rPr>
-        <w:t xml:space="preserve"/>
+        <w:t xml:space="preserve">Juan Jose Estrada Godinez</w:t>
       </w:r>
       <w:r>
         <w:rPr>
@@ -8342,7 +8342,7 @@
           <w:szCs w:val="18"/>
           <w:u w:val="single"/>
         </w:rPr>
-        <w:t xml:space="preserve"/>
+        <w:t xml:space="preserve">378258</w:t>
       </w:r>
     </w:p>
     <w:p>
